--- a/contestant_template/API参考/formation_lite.docx
+++ b/contestant_template/API参考/formation_lite.docx
@@ -571,6 +571,24 @@
       </w:r>
     </w:p>
     <w:p>
+      <w:pPr>
+        <w:pStyle w:val="ListBullet"/>
+        <w:ind w:left="480"/>
+      </w:pPr>
+      <w:r>
+        <w:t xml:space="preserve">height_m: 起飞到多高（米，离地）。不给就用飞控 </w:t>
+      </w:r>
+      <w:r>
+        <w:rPr>
+          <w:rFonts w:ascii="Consolas" w:hAnsi="Consolas"/>
+        </w:rPr>
+        <w:t>pt4ctrl</w:t>
+      </w:r>
+      <w:r>
+        <w:t xml:space="preserve"> 里 配置的 takeoff_height。</w:t>
+      </w:r>
+    </w:p>
+    <w:p>
       <w:r>
         <w:rPr>
           <w:rFonts w:ascii="Consolas" w:hAnsi="Consolas"/>
@@ -627,6 +645,24 @@
       </w:pPr>
       <w:r>
         <w:t>spacing_m: 目标纵向间距。</w:t>
+      </w:r>
+    </w:p>
+    <w:p>
+      <w:pPr>
+        <w:pStyle w:val="ListBullet"/>
+        <w:ind w:left="480"/>
+      </w:pPr>
+      <w:r>
+        <w:t>agl_m: 全程锁的离地高度（米）。</w:t>
+      </w:r>
+    </w:p>
+    <w:p>
+      <w:pPr>
+        <w:pStyle w:val="ListBullet"/>
+        <w:ind w:left="480"/>
+      </w:pPr>
+      <w:r>
+        <w:t>hold_s: 每个航点停多久（秒）。转向跟停顿同时进行，不足的部分补足。</w:t>
       </w:r>
     </w:p>
     <w:p>
@@ -775,6 +811,86 @@
     <w:p>
       <w:r>
         <w:rPr>
+          <w:b/>
+        </w:rPr>
+        <w:t>参数</w:t>
+      </w:r>
+    </w:p>
+    <w:p>
+      <w:pPr>
+        <w:pStyle w:val="ListBullet"/>
+        <w:ind w:left="480"/>
+      </w:pPr>
+      <w:r>
+        <w:t>wx: 待命点的世界坐标 x（米）。</w:t>
+      </w:r>
+    </w:p>
+    <w:p>
+      <w:pPr>
+        <w:pStyle w:val="ListBullet"/>
+        <w:ind w:left="480"/>
+      </w:pPr>
+      <w:r>
+        <w:t>wy: 待命点的世界坐标 y（米）。</w:t>
+      </w:r>
+    </w:p>
+    <w:p>
+      <w:pPr>
+        <w:pStyle w:val="ListBullet"/>
+        <w:ind w:left="480"/>
+      </w:pPr>
+      <w:r>
+        <w:t>agl_m: 悬停的离地高度（米）。</w:t>
+      </w:r>
+    </w:p>
+    <w:p>
+      <w:pPr>
+        <w:pStyle w:val="ListBullet"/>
+        <w:ind w:left="480"/>
+      </w:pPr>
+      <w:r>
+        <w:t>seconds: 到位后再停多久（秒）。0 = 到了就返回，不额外等。</w:t>
+      </w:r>
+    </w:p>
+    <w:p>
+      <w:pPr>
+        <w:pStyle w:val="ListBullet"/>
+        <w:ind w:left="480"/>
+      </w:pPr>
+      <w:r>
+        <w:t>direct: True = 走直线（</w:t>
+      </w:r>
+      <w:r>
+        <w:rPr>
+          <w:rFonts w:ascii="Consolas" w:hAnsi="Consolas"/>
+        </w:rPr>
+        <w:t>goto_direct</w:t>
+      </w:r>
+      <w:r>
+        <w:t>），</w:t>
+      </w:r>
+      <w:r>
+        <w:rPr>
+          <w:b/>
+        </w:rPr>
+        <w:t>不经规划器、没有避障</w:t>
+      </w:r>
+      <w:r>
+        <w:t xml:space="preserve">。 含义和前提同 </w:t>
+      </w:r>
+      <w:r>
+        <w:rPr>
+          <w:rFonts w:ascii="Consolas" w:hAnsi="Consolas"/>
+        </w:rPr>
+        <w:t>goto_world()</w:t>
+      </w:r>
+      <w:r>
+        <w:t>——必须先算过这条直线的余量。</w:t>
+      </w:r>
+    </w:p>
+    <w:p>
+      <w:r>
+        <w:rPr>
           <w:rFonts w:ascii="Consolas" w:hAnsi="Consolas"/>
           <w:b/>
           <w:sz w:val="22"/>
@@ -803,6 +919,41 @@
       </w:r>
       <w:r>
         <w:t xml:space="preserve"> 的别名，名字更贴近用途。</w:t>
+      </w:r>
+    </w:p>
+    <w:p>
+      <w:r>
+        <w:rPr>
+          <w:b/>
+        </w:rPr>
+        <w:t>参数</w:t>
+      </w:r>
+    </w:p>
+    <w:p>
+      <w:pPr>
+        <w:pStyle w:val="ListBullet"/>
+        <w:ind w:left="480"/>
+      </w:pPr>
+      <w:r>
+        <w:t>event: 声光事件名。</w:t>
+      </w:r>
+      <w:r>
+        <w:rPr>
+          <w:b/>
+        </w:rPr>
+        <w:t>必须是固定枚举里的一项</w:t>
+      </w:r>
+      <w:r>
+        <w:t xml:space="preserve">（见 </w:t>
+      </w:r>
+      <w:r>
+        <w:rPr>
+          <w:rFonts w:ascii="Consolas" w:hAnsi="Consolas"/>
+        </w:rPr>
+        <w:t>_sound_light_port.py</w:t>
+      </w:r>
+      <w:r>
+        <w:t xml:space="preserve"> 的 SOUND_LIGHT_EVENTS），自造名字会 直接抛 ValueError 把整个任务打断。</w:t>
       </w:r>
     </w:p>
     <w:p>
@@ -852,6 +1003,24 @@
         <w:ind w:left="480"/>
       </w:pPr>
       <w:r>
+        <w:t>spacing_m: 跟在长机后方多少米。要跟长机那边给的一致。</w:t>
+      </w:r>
+    </w:p>
+    <w:p>
+      <w:pPr>
+        <w:pStyle w:val="ListBullet"/>
+        <w:ind w:left="480"/>
+      </w:pPr>
+      <w:r>
+        <w:t>agl_m: 入列和跟队时的离地高度（米）。</w:t>
+      </w:r>
+    </w:p>
+    <w:p>
+      <w:pPr>
+        <w:pStyle w:val="ListBullet"/>
+        <w:ind w:left="480"/>
+      </w:pPr>
+      <w:r>
         <w:t xml:space="preserve">join: </w:t>
       </w:r>
       <w:r>
@@ -871,6 +1040,24 @@
       </w:r>
       <w:r>
         <w:t xml:space="preserve"> 就地入列（任务流程里僚机刚 做完事就在长机附近，再飞一趟站位点纯属绕路）。</w:t>
+      </w:r>
+    </w:p>
+    <w:p>
+      <w:pPr>
+        <w:pStyle w:val="ListBullet"/>
+        <w:ind w:left="480"/>
+      </w:pPr>
+      <w:r>
+        <w:t>route_wait_s: 等长机下发航线的上限（秒）。等不到就只跟队、不做 分段航向，机头全程不变。</w:t>
+      </w:r>
+    </w:p>
+    <w:p>
+      <w:pPr>
+        <w:pStyle w:val="ListBullet"/>
+        <w:ind w:left="480"/>
+      </w:pPr>
+      <w:r>
+        <w:t>done_wait_s: 等长机发"解散"的上限（秒）。等不到也会自己出列， 免得长机那边出问题时僚机永远挂着。</w:t>
       </w:r>
     </w:p>
     <w:p>
@@ -912,6 +1099,24 @@
           <w:b/>
         </w:rPr>
         <w:t>参数</w:t>
+      </w:r>
+    </w:p>
+    <w:p>
+      <w:pPr>
+        <w:pStyle w:val="ListBullet"/>
+        <w:ind w:left="480"/>
+      </w:pPr>
+      <w:r>
+        <w:t>land: True = 到位后降落（默认）；False = 只飞回起飞点上空悬停。</w:t>
+      </w:r>
+    </w:p>
+    <w:p>
+      <w:pPr>
+        <w:pStyle w:val="ListBullet"/>
+        <w:ind w:left="480"/>
+      </w:pPr>
+      <w:r>
+        <w:t>agl_m: 飞回去时锁的离地高度（米）。</w:t>
       </w:r>
     </w:p>
     <w:p>
@@ -1004,6 +1209,104 @@
     <w:p>
       <w:r>
         <w:t>选手程序的 main()：解析命令行 -&gt; 建 SDK -&gt; 按角色分派 -&gt; 收尾。</w:t>
+      </w:r>
+    </w:p>
+    <w:p>
+      <w:r>
+        <w:rPr>
+          <w:b/>
+        </w:rPr>
+        <w:t>参数</w:t>
+      </w:r>
+    </w:p>
+    <w:p>
+      <w:pPr>
+        <w:pStyle w:val="ListBullet"/>
+        <w:ind w:left="480"/>
+      </w:pPr>
+      <w:r>
+        <w:t xml:space="preserve">leader: 长机那一支要跑的函数，签名是 </w:t>
+      </w:r>
+      <w:r>
+        <w:rPr>
+          <w:rFonts w:ascii="Consolas" w:hAnsi="Consolas"/>
+        </w:rPr>
+        <w:t>f(sdk)</w:t>
+      </w:r>
+      <w:r>
+        <w:t xml:space="preserve">。 </w:t>
+      </w:r>
+      <w:r>
+        <w:rPr>
+          <w:rFonts w:ascii="Consolas" w:hAnsi="Consolas"/>
+        </w:rPr>
+        <w:t>--role</w:t>
+      </w:r>
+      <w:r>
+        <w:t xml:space="preserve"> 是 leader 或 recon 时调它。</w:t>
+      </w:r>
+    </w:p>
+    <w:p>
+      <w:pPr>
+        <w:pStyle w:val="ListBullet"/>
+        <w:ind w:left="480"/>
+      </w:pPr>
+      <w:r>
+        <w:t>follower: 僚机那一支要跑的函数，签名同上。</w:t>
+      </w:r>
+    </w:p>
+    <w:p>
+      <w:pPr>
+        <w:pStyle w:val="ListBullet"/>
+        <w:ind w:left="480"/>
+      </w:pPr>
+      <w:r>
+        <w:t xml:space="preserve">description: 命令行 </w:t>
+      </w:r>
+      <w:r>
+        <w:rPr>
+          <w:rFonts w:ascii="Consolas" w:hAnsi="Consolas"/>
+        </w:rPr>
+        <w:t>--help</w:t>
+      </w:r>
+      <w:r>
+        <w:t xml:space="preserve"> 里显示的说明，一般传 </w:t>
+      </w:r>
+      <w:r>
+        <w:rPr>
+          <w:rFonts w:ascii="Consolas" w:hAnsi="Consolas"/>
+        </w:rPr>
+        <w:t>__doc__</w:t>
+      </w:r>
+      <w:r>
+        <w:t>。</w:t>
+      </w:r>
+    </w:p>
+    <w:p>
+      <w:pPr>
+        <w:pStyle w:val="ListBullet"/>
+        <w:ind w:left="480"/>
+      </w:pPr>
+      <w:r>
+        <w:t xml:space="preserve">spacing_m: </w:t>
+      </w:r>
+      <w:r>
+        <w:rPr>
+          <w:rFonts w:ascii="Consolas" w:hAnsi="Consolas"/>
+        </w:rPr>
+        <w:t>--spacing</w:t>
+      </w:r>
+      <w:r>
+        <w:t xml:space="preserve"> 的默认值（米）。实际取到的值会存成 </w:t>
+      </w:r>
+      <w:r>
+        <w:rPr>
+          <w:rFonts w:ascii="Consolas" w:hAnsi="Consolas"/>
+        </w:rPr>
+        <w:t>sdk.spacing_m</w:t>
+      </w:r>
+      <w:r>
+        <w:t>，任务函数直接读。</w:t>
       </w:r>
     </w:p>
     <w:sectPr>

--- a/contestant_template/API参考/formation_lite.docx
+++ b/contestant_template/API参考/formation_lite.docx
@@ -595,7 +595,7 @@
           <w:b/>
           <w:sz w:val="22"/>
         </w:rPr>
-        <w:t>lead_formation(route: List[Tuple[float, float]], spacing_m: float=4.0, agl_m: float=2.0, hold_s: float=2.0, start_xy: Optional[Tuple[float, float]]=None, final_xy: Optional[Tuple[float, float]]=None, disband_at: Optional[Tuple[float, float]]=None, wait_follower_s: float=300.0, tail_direct: bool=False)</w:t>
+        <w:t>lead_formation(route: Sequence[Tuple[float, float]], spacing_m: float=4.0, agl_m: float=2.0, hold_s: float=2.0, start_xy: Optional[Tuple[float, float]]=None, final_xy: Optional[Tuple[float, float]]=None, disband_at: Optional[Tuple[float, float]]=None, wait_follower_s: float=300.0, tail_direct: bool=False)</w:t>
       </w:r>
     </w:p>
     <w:p>

--- a/contestant_template/API参考/formation_lite.docx
+++ b/contestant_template/API参考/formation_lite.docx
@@ -15,7 +15,7 @@
         <w:rPr>
           <w:b/>
         </w:rPr>
-        <w:t>这个程序用到 8 个 API。</w:t>
+        <w:t>这个程序用到 7 个 API。</w:t>
       </w:r>
       <w:r>
         <w:t>SDK 全部能力有 80 个，其余是底层/备用接口，这个程序没用到。条目按程序里出现的先后排，括号里是首次用到的行号——对着源码从上往下读，顺序能对上。本文档自动生成，不要手改。</w:t>
@@ -181,51 +181,6 @@
           <w:p>
             <w:r>
               <w:t>长机带队飞一条航线。只管空中段，起降由调用方自己决定。</w:t>
-            </w:r>
-          </w:p>
-        </w:tc>
-      </w:tr>
-      <w:tr>
-        <w:tc>
-          <w:tcPr>
-            <w:tcW w:type="dxa" w:w="2160"/>
-          </w:tcPr>
-          <w:p>
-            <w:r>
-              <w:t>24</w:t>
-            </w:r>
-          </w:p>
-        </w:tc>
-        <w:tc>
-          <w:tcPr>
-            <w:tcW w:type="dxa" w:w="2160"/>
-          </w:tcPr>
-          <w:p>
-            <w:r>
-              <w:rPr>
-                <w:rFonts w:ascii="Consolas" w:hAnsi="Consolas"/>
-              </w:rPr>
-              <w:t>spacing_m</w:t>
-            </w:r>
-          </w:p>
-        </w:tc>
-        <w:tc>
-          <w:tcPr>
-            <w:tcW w:type="dxa" w:w="2160"/>
-          </w:tcPr>
-          <w:p>
-            <w:r>
-              <w:t>程序入口</w:t>
-            </w:r>
-          </w:p>
-        </w:tc>
-        <w:tc>
-          <w:tcPr>
-            <w:tcW w:type="dxa" w:w="2160"/>
-          </w:tcPr>
-          <w:p>
-            <w:r>
-              <w:t>run() 把命令行 --spacing 存成这个属性，任务函数直接读。</w:t>
             </w:r>
           </w:p>
         </w:tc>
@@ -595,7 +550,7 @@
           <w:b/>
           <w:sz w:val="22"/>
         </w:rPr>
-        <w:t>lead_formation(route: Sequence[Tuple[float, float]], spacing_m: float=4.0, agl_m: float=2.0, hold_s: float=2.0, start_xy: Optional[Tuple[float, float]]=None, final_xy: Optional[Tuple[float, float]]=None, disband_at: Optional[Tuple[float, float]]=None, wait_follower_s: float=300.0, tail_direct: bool=False)</w:t>
+        <w:t>lead_formation(route: Sequence[Tuple[float, float]], spacing_m: Optional[float]=None, agl_m: float=2.0, hold_s: float=2.0, start_xy: Optional[Tuple[float, float]]=None, final_xy: Optional[Tuple[float, float]]=None, disband_at: Optional[Tuple[float, float]]=None, wait_follower_s: float=300.0, tail_direct: bool=False)</w:t>
       </w:r>
     </w:p>
     <w:p>
@@ -644,7 +599,43 @@
         <w:ind w:left="480"/>
       </w:pPr>
       <w:r>
-        <w:t>spacing_m: 目标纵向间距。</w:t>
+        <w:t>spacing_m: 目标纵向间距（米）。</w:t>
+      </w:r>
+      <w:r>
+        <w:rPr>
+          <w:b/>
+        </w:rPr>
+        <w:t>不给就用 `self.spacing_m`</w:t>
+      </w:r>
+      <w:r>
+        <w:t xml:space="preserve"> （</w:t>
+      </w:r>
+      <w:r>
+        <w:rPr>
+          <w:rFonts w:ascii="Consolas" w:hAnsi="Consolas"/>
+        </w:rPr>
+        <w:t>run()</w:t>
+      </w:r>
+      <w:r>
+        <w:t xml:space="preserve"> 从命令行 </w:t>
+      </w:r>
+      <w:r>
+        <w:rPr>
+          <w:rFonts w:ascii="Consolas" w:hAnsi="Consolas"/>
+        </w:rPr>
+        <w:t>--spacing</w:t>
+      </w:r>
+      <w:r>
+        <w:t xml:space="preserve"> 存进去的值），所以一般不用传—— 写 </w:t>
+      </w:r>
+      <w:r>
+        <w:rPr>
+          <w:rFonts w:ascii="Consolas" w:hAnsi="Consolas"/>
+        </w:rPr>
+        <w:t>spacing_m=sdk.spacing_m</w:t>
+      </w:r>
+      <w:r>
+        <w:t xml:space="preserve"> 等于把 SDK 自己的值原样传回来， 没有任何信息量。只有这一段要用跟全局不同的间距时才显式给。</w:t>
       </w:r>
     </w:p>
     <w:p>
@@ -749,30 +740,6 @@
           <w:color w:val="C00000"/>
         </w:rPr>
         <w:t>disband_at 要显式给。不给的话默认判据是“长机飞回自己起飞点上空”，而起飞点不一定在航线上，编队可能在半路散掉。</w:t>
-      </w:r>
-    </w:p>
-    <w:p>
-      <w:r>
-        <w:rPr>
-          <w:rFonts w:ascii="Consolas" w:hAnsi="Consolas"/>
-          <w:b/>
-          <w:sz w:val="22"/>
-        </w:rPr>
-        <w:t>spacing_m</w:t>
-      </w:r>
-    </w:p>
-    <w:p>
-      <w:r>
-        <w:rPr>
-          <w:i/>
-          <w:sz w:val="18"/>
-        </w:rPr>
-        <w:t>第 24 行首次用到 · 程序入口</w:t>
-      </w:r>
-    </w:p>
-    <w:p>
-      <w:r>
-        <w:t>run() 把命令行 --spacing 存成这个属性，任务函数直接读。</w:t>
       </w:r>
     </w:p>
     <w:p>
@@ -963,7 +930,7 @@
           <w:b/>
           <w:sz w:val="22"/>
         </w:rPr>
-        <w:t>follow_formation(spacing_m: float=4.0, agl_m: float=2.0, join: str='station', route_wait_s: float=60.0, done_wait_s: float=600.0)</w:t>
+        <w:t>follow_formation(spacing_m: Optional[float]=None, agl_m: float=2.0, join: str='station', route_wait_s: float=60.0, done_wait_s: float=600.0)</w:t>
       </w:r>
     </w:p>
     <w:p>
@@ -1003,7 +970,25 @@
         <w:ind w:left="480"/>
       </w:pPr>
       <w:r>
-        <w:t>spacing_m: 跟在长机后方多少米。要跟长机那边给的一致。</w:t>
+        <w:t>spacing_m: 跟在长机后方多少米。</w:t>
+      </w:r>
+      <w:r>
+        <w:rPr>
+          <w:b/>
+        </w:rPr>
+        <w:t>不给就用 `self.spacing_m`</w:t>
+      </w:r>
+      <w:r>
+        <w:t xml:space="preserve">， 跟长机那边同一个来源（都来自 </w:t>
+      </w:r>
+      <w:r>
+        <w:rPr>
+          <w:rFonts w:ascii="Consolas" w:hAnsi="Consolas"/>
+        </w:rPr>
+        <w:t>--spacing</w:t>
+      </w:r>
+      <w:r>
+        <w:t>），天然一致。</w:t>
       </w:r>
     </w:p>
     <w:p>
